--- a/rapports/2026-06-06/EQ7/EQ7_sup_v2/DR_072203030017/43-91-59-90.docx
+++ b/rapports/2026-06-06/EQ7/EQ7_sup_v2/DR_072203030017/43-91-59-90.docx
@@ -297,7 +297,7 @@
           <w:color w:val="1F6FEB"/>
           <w:sz w:val="22"/>
         </w:rPr>
-        <w:t>⚠ INCOHÉRENCES À CORRIGER (68)</w:t>
+        <w:t>⚠ INCOHÉRENCES À CORRIGER (59)</w:t>
       </w:r>
     </w:p>
     <w:tbl>
@@ -544,7 +544,7 @@
                 <w:color w:val="16A34A"/>
                 <w:sz w:val="16"/>
               </w:rPr>
-              <w:t>—</w:t>
+              <w:t>s01q32, s01q36, s01q38, s04q37_modif, s02q33, s02q34, s01q00b</w:t>
             </w:r>
           </w:p>
         </w:tc>
@@ -575,7 +575,7 @@
                 <w:i w:val="0"/>
                 <w:sz w:val="17"/>
               </w:rPr>
-              <w:t>Incohérence!!! seulement les écoles privées paient les frais de scolarité (y compris les frais d'inscription).</w:t>
+              <w:t>Peu probable!!! Vu l'âge (19 ans) de ABDOU DIOUF ou l'année à laquelle ABDOU DIOUF a fréquenté l'école pour la dernière fois (.) le dernier diplome de ABDOU DIOUF ne peut être le Certificat d'études primaires (CEP), prière de corriger cette incohérence ou confirmer avec le QG.</w:t>
             </w:r>
           </w:p>
         </w:tc>
@@ -608,7 +608,7 @@
                 <w:i w:val="0"/>
                 <w:sz w:val="16"/>
               </w:rPr>
-              <w:t>S02</w:t>
+              <w:t>S04</w:t>
               <w:br/>
             </w:r>
             <w:r>
@@ -618,7 +618,7 @@
                 <w:color w:val="64748B"/>
                 <w:sz w:val="14"/>
               </w:rPr>
-              <w:t>Éducation</w:t>
+              <w:t>Emploi</w:t>
             </w:r>
           </w:p>
         </w:tc>
@@ -634,7 +634,7 @@
                 <w:color w:val="16A34A"/>
                 <w:sz w:val="16"/>
               </w:rPr>
-              <w:t>s01q32, s01q36, s01q38, s04q37_modif, s02q33, s02q34, s01q00b</w:t>
+              <w:t>s00q10, s01q35, s01q36, s01q37, s02q04, s02q15, s03q31, s04q22</w:t>
             </w:r>
           </w:p>
         </w:tc>
@@ -665,7 +665,7 @@
                 <w:i w:val="0"/>
                 <w:sz w:val="17"/>
               </w:rPr>
-              <w:t>Peu probable!!! Vu l'âge (19 ans) de ABDOU DIOUF ou l'année à laquelle ABDOU DIOUF a fréquenté l'école pour la dernière fois (.) le dernier diplome de ABDOU DIOUF ne peut être le Certificat d'études primaires (CEP), prière de corriger cette incohérence ou confirmer avec le QG.</w:t>
+              <w:t>Incoherent!!! Merci de fournir d'effort pour renseigner la branche d'activité  de MAGUETTE CISSE.</w:t>
             </w:r>
           </w:p>
         </w:tc>
@@ -698,7 +698,7 @@
                 <w:i w:val="0"/>
                 <w:sz w:val="16"/>
               </w:rPr>
-              <w:t>S04</w:t>
+              <w:t>S05</w:t>
               <w:br/>
             </w:r>
             <w:r>
@@ -708,7 +708,7 @@
                 <w:color w:val="64748B"/>
                 <w:sz w:val="14"/>
               </w:rPr>
-              <w:t>Emploi</w:t>
+              <w:t>Revenus</w:t>
             </w:r>
           </w:p>
         </w:tc>
@@ -724,7 +724,7 @@
                 <w:color w:val="16A34A"/>
                 <w:sz w:val="16"/>
               </w:rPr>
-              <w:t>s00q10, s01q35, s01q36, s01q37, s02q04, s02q15, s03q31, s04q22</w:t>
+              <w:t>s01q28, s01q29, s01q30, s02q01__1, s02q02__1, s02q03__1, s02q15, s03q18</w:t>
             </w:r>
           </w:p>
         </w:tc>
@@ -755,7 +755,7 @@
                 <w:i w:val="0"/>
                 <w:sz w:val="17"/>
               </w:rPr>
-              <w:t>Incoherent!!! Merci de fournir d'effort pour renseigner la branche d'activité  de MAGUETTE CISSE.</w:t>
+              <w:t>Incohérence!! MAGUETTE CISSE a déclaré être en retraite en senction 4A (4.21=Retraité) et a dit qu'il perçoit une pension (4.19=Perçoit une pension) mais dit à la question 5.01 qu'il ne  bénéficie pas d'une pension de retraite, prière de corriger cette incohérence Incohérence!! MAGUETTE CISSE a déclaré être en retraite en senction 4A (4.21=Retraité) mais dit à la question 5.01 qu'il ne  bénéficie pas d'une pension de retraite, prière de corriger cette incohérence</w:t>
             </w:r>
           </w:p>
         </w:tc>
@@ -788,7 +788,7 @@
                 <w:i w:val="0"/>
                 <w:sz w:val="16"/>
               </w:rPr>
-              <w:t>S05</w:t>
+              <w:t>S20</w:t>
               <w:br/>
             </w:r>
             <w:r>
@@ -798,7 +798,7 @@
                 <w:color w:val="64748B"/>
                 <w:sz w:val="14"/>
               </w:rPr>
-              <w:t>Revenus</w:t>
+              <w:t>Gouvernance / autres</w:t>
             </w:r>
           </w:p>
         </w:tc>
@@ -814,7 +814,7 @@
                 <w:color w:val="16A34A"/>
                 <w:sz w:val="16"/>
               </w:rPr>
-              <w:t>s01q28, s01q29, s01q30, s02q01__1, s02q02__1, s02q03__1, s02q15, s03q18</w:t>
+              <w:t>—</w:t>
             </w:r>
           </w:p>
         </w:tc>
@@ -845,7 +845,7 @@
                 <w:i w:val="0"/>
                 <w:sz w:val="17"/>
               </w:rPr>
-              <w:t>Incohérence!! MAGUETTE CISSE a déclaré être en retraite en senction 4A (4.21=Retraité) et a dit qu'il perçoit une pension (4.19=Perçoit une pension) mais dit à la question 5.01 qu'il ne  bénéficie pas d'une pension de retraite, prière de corriger cette incohérence Incohérence!! MAGUETTE CISSE a déclaré être en retraite en senction 4A (4.21=Retraité) mais dit à la question 5.01 qu'il ne  bénéficie pas d'une pension de retraite, prière de corriger cette incohérence</w:t>
+              <w:t>Incohérence détectée ! Le ménage a précédemment déclaré vivre « Bien » ou « Assez bien » selon son revenu en 20A.02.</w:t>
             </w:r>
           </w:p>
         </w:tc>
@@ -860,10 +860,10 @@
               <w:rPr>
                 <w:b/>
                 <w:i w:val="0"/>
-                <w:color w:val="DC2626"/>
+                <w:color w:val="EA580C"/>
                 <w:sz w:val="16"/>
               </w:rPr>
-              <w:t>Haute</w:t>
+              <w:t>Moyenne</w:t>
             </w:r>
           </w:p>
         </w:tc>
@@ -878,7 +878,7 @@
                 <w:i w:val="0"/>
                 <w:sz w:val="16"/>
               </w:rPr>
-              <w:t>S20</w:t>
+              <w:t>S00</w:t>
               <w:br/>
             </w:r>
             <w:r>
@@ -888,7 +888,7 @@
                 <w:color w:val="64748B"/>
                 <w:sz w:val="14"/>
               </w:rPr>
-              <w:t>Gouvernance / autres</w:t>
+              <w:t>Identification</w:t>
             </w:r>
           </w:p>
         </w:tc>
@@ -935,7 +935,7 @@
                 <w:i w:val="0"/>
                 <w:sz w:val="17"/>
               </w:rPr>
-              <w:t>Incohérence détectée ! Le ménage a précédemment déclaré vivre « Bien » ou « Assez bien » selon son revenu en 20A.02.</w:t>
+              <w:t>Il est obligatoire de prendre les coordonnées Gps avant d'administrer le questionnaire.</w:t>
             </w:r>
           </w:p>
         </w:tc>
@@ -1025,7 +1025,7 @@
                 <w:i w:val="0"/>
                 <w:sz w:val="17"/>
               </w:rPr>
-              <w:t>Il est obligatoire de prendre les coordonnées Gps avant d'administrer le questionnaire.</w:t>
+              <w:t>Prière de prendre les coordonnées GPS.</w:t>
             </w:r>
           </w:p>
         </w:tc>
@@ -1115,7 +1115,7 @@
                 <w:i w:val="0"/>
                 <w:sz w:val="17"/>
               </w:rPr>
-              <w:t>Prière de prendre les coordonnées GPS.</w:t>
+              <w:t>L'adresse ou la localisation du ménage doit être bien renseignée, ne doit pas contenir des numéros de téléphone et elle semble courte pour être une adresse.</w:t>
             </w:r>
           </w:p>
         </w:tc>
@@ -1205,817 +1205,7 @@
                 <w:i w:val="0"/>
                 <w:sz w:val="17"/>
               </w:rPr>
-              <w:t>L'adresse ou la localisation du ménage doit être bien renseignée, ne doit pas contenir des numéros de téléphone et elle semble courte pour être une adresse.</w:t>
-            </w:r>
-          </w:p>
-        </w:tc>
-      </w:tr>
-      <w:tr>
-        <w:tc>
-          <w:tcPr>
-            <w:tcW w:type="dxa" w:w="964"/>
-          </w:tcPr>
-          <w:p>
-            <w:r>
-              <w:rPr>
-                <w:b/>
-                <w:i w:val="0"/>
-                <w:color w:val="EA580C"/>
-                <w:sz w:val="16"/>
-              </w:rPr>
-              <w:t>Moyenne</w:t>
-            </w:r>
-          </w:p>
-        </w:tc>
-        <w:tc>
-          <w:tcPr>
-            <w:tcW w:type="dxa" w:w="1247"/>
-          </w:tcPr>
-          <w:p>
-            <w:r>
-              <w:rPr>
-                <w:b/>
-                <w:i w:val="0"/>
-                <w:sz w:val="16"/>
-              </w:rPr>
-              <w:t>S00</w:t>
-              <w:br/>
-            </w:r>
-            <w:r>
-              <w:rPr>
-                <w:b w:val="0"/>
-                <w:i w:val="0"/>
-                <w:color w:val="64748B"/>
-                <w:sz w:val="14"/>
-              </w:rPr>
-              <w:t>Identification</w:t>
-            </w:r>
-          </w:p>
-        </w:tc>
-        <w:tc>
-          <w:tcPr>
-            <w:tcW w:type="dxa" w:w="1531"/>
-          </w:tcPr>
-          <w:p>
-            <w:r>
-              <w:rPr>
-                <w:b/>
-                <w:i w:val="0"/>
-                <w:color w:val="16A34A"/>
-                <w:sz w:val="16"/>
-              </w:rPr>
-              <w:t>—</w:t>
-            </w:r>
-          </w:p>
-        </w:tc>
-        <w:tc>
-          <w:tcPr>
-            <w:tcW w:type="dxa" w:w="1191"/>
-          </w:tcPr>
-          <w:p>
-            <w:r>
-              <w:rPr>
-                <w:b w:val="0"/>
-                <w:i w:val="0"/>
-                <w:color w:val="64748B"/>
-                <w:sz w:val="16"/>
-              </w:rPr>
-              <w:t>GT-CQ</w:t>
-            </w:r>
-          </w:p>
-        </w:tc>
-        <w:tc>
-          <w:tcPr>
-            <w:tcW w:type="dxa" w:w="4706"/>
-          </w:tcPr>
-          <w:p>
-            <w:r>
-              <w:rPr>
-                <w:b w:val="0"/>
-                <w:i w:val="0"/>
-                <w:sz w:val="17"/>
-              </w:rPr>
               <w:t>Prière de renseigner la bonne adresse.</w:t>
-            </w:r>
-          </w:p>
-        </w:tc>
-      </w:tr>
-      <w:tr>
-        <w:tc>
-          <w:tcPr>
-            <w:tcW w:type="dxa" w:w="964"/>
-          </w:tcPr>
-          <w:p>
-            <w:r>
-              <w:rPr>
-                <w:b/>
-                <w:i w:val="0"/>
-                <w:color w:val="EA580C"/>
-                <w:sz w:val="16"/>
-              </w:rPr>
-              <w:t>Moyenne</w:t>
-            </w:r>
-          </w:p>
-        </w:tc>
-        <w:tc>
-          <w:tcPr>
-            <w:tcW w:type="dxa" w:w="1247"/>
-          </w:tcPr>
-          <w:p>
-            <w:r>
-              <w:rPr>
-                <w:b/>
-                <w:i w:val="0"/>
-                <w:sz w:val="16"/>
-              </w:rPr>
-              <w:t>S01</w:t>
-              <w:br/>
-            </w:r>
-            <w:r>
-              <w:rPr>
-                <w:b w:val="0"/>
-                <w:i w:val="0"/>
-                <w:color w:val="64748B"/>
-                <w:sz w:val="14"/>
-              </w:rPr>
-              <w:t>Démographie</w:t>
-            </w:r>
-          </w:p>
-        </w:tc>
-        <w:tc>
-          <w:tcPr>
-            <w:tcW w:type="dxa" w:w="1531"/>
-          </w:tcPr>
-          <w:p>
-            <w:r>
-              <w:rPr>
-                <w:b/>
-                <w:i w:val="0"/>
-                <w:color w:val="16A34A"/>
-                <w:sz w:val="16"/>
-              </w:rPr>
-              <w:t>s00q27, s01q03a, s01q03b, s01q03c, s01q00b</w:t>
-            </w:r>
-          </w:p>
-        </w:tc>
-        <w:tc>
-          <w:tcPr>
-            <w:tcW w:type="dxa" w:w="1191"/>
-          </w:tcPr>
-          <w:p>
-            <w:r>
-              <w:rPr>
-                <w:b w:val="0"/>
-                <w:i w:val="0"/>
-                <w:color w:val="64748B"/>
-                <w:sz w:val="16"/>
-              </w:rPr>
-              <w:t>GT-CQ</w:t>
-            </w:r>
-          </w:p>
-        </w:tc>
-        <w:tc>
-          <w:tcPr>
-            <w:tcW w:type="dxa" w:w="4706"/>
-          </w:tcPr>
-          <w:p>
-            <w:r>
-              <w:rPr>
-                <w:b w:val="0"/>
-                <w:i w:val="0"/>
-                <w:sz w:val="17"/>
-              </w:rPr>
-              <w:t>Les informations sur l'acte de naissance (ni Jours, ni mois et ni années) de  ABDOULAYE FAYE  manquent, s'il vous plait pouvez-vous fournir d'effort pour avoir ces informations.</w:t>
-            </w:r>
-          </w:p>
-        </w:tc>
-      </w:tr>
-      <w:tr>
-        <w:tc>
-          <w:tcPr>
-            <w:tcW w:type="dxa" w:w="964"/>
-          </w:tcPr>
-          <w:p>
-            <w:r>
-              <w:rPr>
-                <w:b/>
-                <w:i w:val="0"/>
-                <w:color w:val="EA580C"/>
-                <w:sz w:val="16"/>
-              </w:rPr>
-              <w:t>Moyenne</w:t>
-            </w:r>
-          </w:p>
-        </w:tc>
-        <w:tc>
-          <w:tcPr>
-            <w:tcW w:type="dxa" w:w="1247"/>
-          </w:tcPr>
-          <w:p>
-            <w:r>
-              <w:rPr>
-                <w:b/>
-                <w:i w:val="0"/>
-                <w:sz w:val="16"/>
-              </w:rPr>
-              <w:t>S01</w:t>
-              <w:br/>
-            </w:r>
-            <w:r>
-              <w:rPr>
-                <w:b w:val="0"/>
-                <w:i w:val="0"/>
-                <w:color w:val="64748B"/>
-                <w:sz w:val="14"/>
-              </w:rPr>
-              <w:t>Démographie</w:t>
-            </w:r>
-          </w:p>
-        </w:tc>
-        <w:tc>
-          <w:tcPr>
-            <w:tcW w:type="dxa" w:w="1531"/>
-          </w:tcPr>
-          <w:p>
-            <w:r>
-              <w:rPr>
-                <w:b/>
-                <w:i w:val="0"/>
-                <w:color w:val="16A34A"/>
-                <w:sz w:val="16"/>
-              </w:rPr>
-              <w:t>s00q27, s01q03a, s01q03b, s01q03c, s01q00b</w:t>
-            </w:r>
-          </w:p>
-        </w:tc>
-        <w:tc>
-          <w:tcPr>
-            <w:tcW w:type="dxa" w:w="1191"/>
-          </w:tcPr>
-          <w:p>
-            <w:r>
-              <w:rPr>
-                <w:b w:val="0"/>
-                <w:i w:val="0"/>
-                <w:color w:val="64748B"/>
-                <w:sz w:val="16"/>
-              </w:rPr>
-              <w:t>GT-CQ</w:t>
-            </w:r>
-          </w:p>
-        </w:tc>
-        <w:tc>
-          <w:tcPr>
-            <w:tcW w:type="dxa" w:w="4706"/>
-          </w:tcPr>
-          <w:p>
-            <w:r>
-              <w:rPr>
-                <w:b w:val="0"/>
-                <w:i w:val="0"/>
-                <w:sz w:val="17"/>
-              </w:rPr>
-              <w:t>Les informations sur l'acte de naissance (ni Jours, ni mois et ni années) de  ANTA FAYE  manquent, s'il vous plait pouvez-vous fournir d'effort pour avoir ces informations.</w:t>
-            </w:r>
-          </w:p>
-        </w:tc>
-      </w:tr>
-      <w:tr>
-        <w:tc>
-          <w:tcPr>
-            <w:tcW w:type="dxa" w:w="964"/>
-          </w:tcPr>
-          <w:p>
-            <w:r>
-              <w:rPr>
-                <w:b/>
-                <w:i w:val="0"/>
-                <w:color w:val="EA580C"/>
-                <w:sz w:val="16"/>
-              </w:rPr>
-              <w:t>Moyenne</w:t>
-            </w:r>
-          </w:p>
-        </w:tc>
-        <w:tc>
-          <w:tcPr>
-            <w:tcW w:type="dxa" w:w="1247"/>
-          </w:tcPr>
-          <w:p>
-            <w:r>
-              <w:rPr>
-                <w:b/>
-                <w:i w:val="0"/>
-                <w:sz w:val="16"/>
-              </w:rPr>
-              <w:t>S01</w:t>
-              <w:br/>
-            </w:r>
-            <w:r>
-              <w:rPr>
-                <w:b w:val="0"/>
-                <w:i w:val="0"/>
-                <w:color w:val="64748B"/>
-                <w:sz w:val="14"/>
-              </w:rPr>
-              <w:t>Démographie</w:t>
-            </w:r>
-          </w:p>
-        </w:tc>
-        <w:tc>
-          <w:tcPr>
-            <w:tcW w:type="dxa" w:w="1531"/>
-          </w:tcPr>
-          <w:p>
-            <w:r>
-              <w:rPr>
-                <w:b/>
-                <w:i w:val="0"/>
-                <w:color w:val="16A34A"/>
-                <w:sz w:val="16"/>
-              </w:rPr>
-              <w:t>s00q27, s01q03a, s01q03b, s01q03c, s01q00b</w:t>
-            </w:r>
-          </w:p>
-        </w:tc>
-        <w:tc>
-          <w:tcPr>
-            <w:tcW w:type="dxa" w:w="1191"/>
-          </w:tcPr>
-          <w:p>
-            <w:r>
-              <w:rPr>
-                <w:b w:val="0"/>
-                <w:i w:val="0"/>
-                <w:color w:val="64748B"/>
-                <w:sz w:val="16"/>
-              </w:rPr>
-              <w:t>GT-CQ</w:t>
-            </w:r>
-          </w:p>
-        </w:tc>
-        <w:tc>
-          <w:tcPr>
-            <w:tcW w:type="dxa" w:w="4706"/>
-          </w:tcPr>
-          <w:p>
-            <w:r>
-              <w:rPr>
-                <w:b w:val="0"/>
-                <w:i w:val="0"/>
-                <w:sz w:val="17"/>
-              </w:rPr>
-              <w:t>Les informations sur l'acte de naissance (ni Jours, ni mois et ni années) de  FATOU FAYE  manquent, s'il vous plait pouvez-vous fournir d'effort pour avoir ces informations.</w:t>
-            </w:r>
-          </w:p>
-        </w:tc>
-      </w:tr>
-      <w:tr>
-        <w:tc>
-          <w:tcPr>
-            <w:tcW w:type="dxa" w:w="964"/>
-          </w:tcPr>
-          <w:p>
-            <w:r>
-              <w:rPr>
-                <w:b/>
-                <w:i w:val="0"/>
-                <w:color w:val="EA580C"/>
-                <w:sz w:val="16"/>
-              </w:rPr>
-              <w:t>Moyenne</w:t>
-            </w:r>
-          </w:p>
-        </w:tc>
-        <w:tc>
-          <w:tcPr>
-            <w:tcW w:type="dxa" w:w="1247"/>
-          </w:tcPr>
-          <w:p>
-            <w:r>
-              <w:rPr>
-                <w:b/>
-                <w:i w:val="0"/>
-                <w:sz w:val="16"/>
-              </w:rPr>
-              <w:t>S01</w:t>
-              <w:br/>
-            </w:r>
-            <w:r>
-              <w:rPr>
-                <w:b w:val="0"/>
-                <w:i w:val="0"/>
-                <w:color w:val="64748B"/>
-                <w:sz w:val="14"/>
-              </w:rPr>
-              <w:t>Démographie</w:t>
-            </w:r>
-          </w:p>
-        </w:tc>
-        <w:tc>
-          <w:tcPr>
-            <w:tcW w:type="dxa" w:w="1531"/>
-          </w:tcPr>
-          <w:p>
-            <w:r>
-              <w:rPr>
-                <w:b/>
-                <w:i w:val="0"/>
-                <w:color w:val="16A34A"/>
-                <w:sz w:val="16"/>
-              </w:rPr>
-              <w:t>s00q27, s01q03a, s01q03b, s01q03c, s01q00b</w:t>
-            </w:r>
-          </w:p>
-        </w:tc>
-        <w:tc>
-          <w:tcPr>
-            <w:tcW w:type="dxa" w:w="1191"/>
-          </w:tcPr>
-          <w:p>
-            <w:r>
-              <w:rPr>
-                <w:b w:val="0"/>
-                <w:i w:val="0"/>
-                <w:color w:val="64748B"/>
-                <w:sz w:val="16"/>
-              </w:rPr>
-              <w:t>GT-CQ</w:t>
-            </w:r>
-          </w:p>
-        </w:tc>
-        <w:tc>
-          <w:tcPr>
-            <w:tcW w:type="dxa" w:w="4706"/>
-          </w:tcPr>
-          <w:p>
-            <w:r>
-              <w:rPr>
-                <w:b w:val="0"/>
-                <w:i w:val="0"/>
-                <w:sz w:val="17"/>
-              </w:rPr>
-              <w:t>Les informations sur l'acte de naissance (ni Jours, ni mois et ni années) de  IBRAHIMA FAYE  manquent, s'il vous plait pouvez-vous fournir d'effort pour avoir ces informations.</w:t>
-            </w:r>
-          </w:p>
-        </w:tc>
-      </w:tr>
-      <w:tr>
-        <w:tc>
-          <w:tcPr>
-            <w:tcW w:type="dxa" w:w="964"/>
-          </w:tcPr>
-          <w:p>
-            <w:r>
-              <w:rPr>
-                <w:b/>
-                <w:i w:val="0"/>
-                <w:color w:val="EA580C"/>
-                <w:sz w:val="16"/>
-              </w:rPr>
-              <w:t>Moyenne</w:t>
-            </w:r>
-          </w:p>
-        </w:tc>
-        <w:tc>
-          <w:tcPr>
-            <w:tcW w:type="dxa" w:w="1247"/>
-          </w:tcPr>
-          <w:p>
-            <w:r>
-              <w:rPr>
-                <w:b/>
-                <w:i w:val="0"/>
-                <w:sz w:val="16"/>
-              </w:rPr>
-              <w:t>S01</w:t>
-              <w:br/>
-            </w:r>
-            <w:r>
-              <w:rPr>
-                <w:b w:val="0"/>
-                <w:i w:val="0"/>
-                <w:color w:val="64748B"/>
-                <w:sz w:val="14"/>
-              </w:rPr>
-              <w:t>Démographie</w:t>
-            </w:r>
-          </w:p>
-        </w:tc>
-        <w:tc>
-          <w:tcPr>
-            <w:tcW w:type="dxa" w:w="1531"/>
-          </w:tcPr>
-          <w:p>
-            <w:r>
-              <w:rPr>
-                <w:b/>
-                <w:i w:val="0"/>
-                <w:color w:val="16A34A"/>
-                <w:sz w:val="16"/>
-              </w:rPr>
-              <w:t>s00q27, s01q03a, s01q03b, s01q03c, s01q00b</w:t>
-            </w:r>
-          </w:p>
-        </w:tc>
-        <w:tc>
-          <w:tcPr>
-            <w:tcW w:type="dxa" w:w="1191"/>
-          </w:tcPr>
-          <w:p>
-            <w:r>
-              <w:rPr>
-                <w:b w:val="0"/>
-                <w:i w:val="0"/>
-                <w:color w:val="64748B"/>
-                <w:sz w:val="16"/>
-              </w:rPr>
-              <w:t>GT-CQ</w:t>
-            </w:r>
-          </w:p>
-        </w:tc>
-        <w:tc>
-          <w:tcPr>
-            <w:tcW w:type="dxa" w:w="4706"/>
-          </w:tcPr>
-          <w:p>
-            <w:r>
-              <w:rPr>
-                <w:b w:val="0"/>
-                <w:i w:val="0"/>
-                <w:sz w:val="17"/>
-              </w:rPr>
-              <w:t>Les informations sur l'acte de naissance (ni Jours, ni mois et ni années) de  MAODO MALICK FAYE  manquent, s'il vous plait pouvez-vous fournir d'effort pour avoir ces informations.</w:t>
-            </w:r>
-          </w:p>
-        </w:tc>
-      </w:tr>
-      <w:tr>
-        <w:tc>
-          <w:tcPr>
-            <w:tcW w:type="dxa" w:w="964"/>
-          </w:tcPr>
-          <w:p>
-            <w:r>
-              <w:rPr>
-                <w:b/>
-                <w:i w:val="0"/>
-                <w:color w:val="EA580C"/>
-                <w:sz w:val="16"/>
-              </w:rPr>
-              <w:t>Moyenne</w:t>
-            </w:r>
-          </w:p>
-        </w:tc>
-        <w:tc>
-          <w:tcPr>
-            <w:tcW w:type="dxa" w:w="1247"/>
-          </w:tcPr>
-          <w:p>
-            <w:r>
-              <w:rPr>
-                <w:b/>
-                <w:i w:val="0"/>
-                <w:sz w:val="16"/>
-              </w:rPr>
-              <w:t>S01</w:t>
-              <w:br/>
-            </w:r>
-            <w:r>
-              <w:rPr>
-                <w:b w:val="0"/>
-                <w:i w:val="0"/>
-                <w:color w:val="64748B"/>
-                <w:sz w:val="14"/>
-              </w:rPr>
-              <w:t>Démographie</w:t>
-            </w:r>
-          </w:p>
-        </w:tc>
-        <w:tc>
-          <w:tcPr>
-            <w:tcW w:type="dxa" w:w="1531"/>
-          </w:tcPr>
-          <w:p>
-            <w:r>
-              <w:rPr>
-                <w:b/>
-                <w:i w:val="0"/>
-                <w:color w:val="16A34A"/>
-                <w:sz w:val="16"/>
-              </w:rPr>
-              <w:t>s00q27, s01q03a, s01q03b, s01q03c, s01q00b</w:t>
-            </w:r>
-          </w:p>
-        </w:tc>
-        <w:tc>
-          <w:tcPr>
-            <w:tcW w:type="dxa" w:w="1191"/>
-          </w:tcPr>
-          <w:p>
-            <w:r>
-              <w:rPr>
-                <w:b w:val="0"/>
-                <w:i w:val="0"/>
-                <w:color w:val="64748B"/>
-                <w:sz w:val="16"/>
-              </w:rPr>
-              <w:t>GT-CQ</w:t>
-            </w:r>
-          </w:p>
-        </w:tc>
-        <w:tc>
-          <w:tcPr>
-            <w:tcW w:type="dxa" w:w="4706"/>
-          </w:tcPr>
-          <w:p>
-            <w:r>
-              <w:rPr>
-                <w:b w:val="0"/>
-                <w:i w:val="0"/>
-                <w:sz w:val="17"/>
-              </w:rPr>
-              <w:t>Les informations sur l'acte de naissance (ni Jours, ni mois et ni années) de  RAMATOULAYE NIANG  manquent, s'il vous plait pouvez-vous fournir d'effort pour avoir ces informations.</w:t>
-            </w:r>
-          </w:p>
-        </w:tc>
-      </w:tr>
-      <w:tr>
-        <w:tc>
-          <w:tcPr>
-            <w:tcW w:type="dxa" w:w="964"/>
-          </w:tcPr>
-          <w:p>
-            <w:r>
-              <w:rPr>
-                <w:b/>
-                <w:i w:val="0"/>
-                <w:color w:val="EA580C"/>
-                <w:sz w:val="16"/>
-              </w:rPr>
-              <w:t>Moyenne</w:t>
-            </w:r>
-          </w:p>
-        </w:tc>
-        <w:tc>
-          <w:tcPr>
-            <w:tcW w:type="dxa" w:w="1247"/>
-          </w:tcPr>
-          <w:p>
-            <w:r>
-              <w:rPr>
-                <w:b/>
-                <w:i w:val="0"/>
-                <w:sz w:val="16"/>
-              </w:rPr>
-              <w:t>S02</w:t>
-              <w:br/>
-            </w:r>
-            <w:r>
-              <w:rPr>
-                <w:b w:val="0"/>
-                <w:i w:val="0"/>
-                <w:color w:val="64748B"/>
-                <w:sz w:val="14"/>
-              </w:rPr>
-              <w:t>Éducation</w:t>
-            </w:r>
-          </w:p>
-        </w:tc>
-        <w:tc>
-          <w:tcPr>
-            <w:tcW w:type="dxa" w:w="1531"/>
-          </w:tcPr>
-          <w:p>
-            <w:r>
-              <w:rPr>
-                <w:b/>
-                <w:i w:val="0"/>
-                <w:color w:val="16A34A"/>
-                <w:sz w:val="16"/>
-              </w:rPr>
-              <w:t>—</w:t>
-            </w:r>
-          </w:p>
-        </w:tc>
-        <w:tc>
-          <w:tcPr>
-            <w:tcW w:type="dxa" w:w="1191"/>
-          </w:tcPr>
-          <w:p>
-            <w:r>
-              <w:rPr>
-                <w:b w:val="0"/>
-                <w:i w:val="0"/>
-                <w:color w:val="64748B"/>
-                <w:sz w:val="16"/>
-              </w:rPr>
-              <w:t>GT-CQ</w:t>
-            </w:r>
-          </w:p>
-        </w:tc>
-        <w:tc>
-          <w:tcPr>
-            <w:tcW w:type="dxa" w:w="4706"/>
-          </w:tcPr>
-          <w:p>
-            <w:r>
-              <w:rPr>
-                <w:b w:val="0"/>
-                <w:i w:val="0"/>
-                <w:sz w:val="17"/>
-              </w:rPr>
-              <w:t>veuillez, s'il vous plait, confirmer les frais de scolarité ( 10000 FCFA) payée de ABDOU DIOUF avec le QG ou apporter les corrections nécessaires.</w:t>
-            </w:r>
-          </w:p>
-        </w:tc>
-      </w:tr>
-      <w:tr>
-        <w:tc>
-          <w:tcPr>
-            <w:tcW w:type="dxa" w:w="964"/>
-          </w:tcPr>
-          <w:p>
-            <w:r>
-              <w:rPr>
-                <w:b/>
-                <w:i w:val="0"/>
-                <w:color w:val="EA580C"/>
-                <w:sz w:val="16"/>
-              </w:rPr>
-              <w:t>Moyenne</w:t>
-            </w:r>
-          </w:p>
-        </w:tc>
-        <w:tc>
-          <w:tcPr>
-            <w:tcW w:type="dxa" w:w="1247"/>
-          </w:tcPr>
-          <w:p>
-            <w:r>
-              <w:rPr>
-                <w:b/>
-                <w:i w:val="0"/>
-                <w:sz w:val="16"/>
-              </w:rPr>
-              <w:t>S02</w:t>
-              <w:br/>
-            </w:r>
-            <w:r>
-              <w:rPr>
-                <w:b w:val="0"/>
-                <w:i w:val="0"/>
-                <w:color w:val="64748B"/>
-                <w:sz w:val="14"/>
-              </w:rPr>
-              <w:t>Éducation</w:t>
-            </w:r>
-          </w:p>
-        </w:tc>
-        <w:tc>
-          <w:tcPr>
-            <w:tcW w:type="dxa" w:w="1531"/>
-          </w:tcPr>
-          <w:p>
-            <w:r>
-              <w:rPr>
-                <w:b/>
-                <w:i w:val="0"/>
-                <w:color w:val="16A34A"/>
-                <w:sz w:val="16"/>
-              </w:rPr>
-              <w:t>—</w:t>
-            </w:r>
-          </w:p>
-        </w:tc>
-        <w:tc>
-          <w:tcPr>
-            <w:tcW w:type="dxa" w:w="1191"/>
-          </w:tcPr>
-          <w:p>
-            <w:r>
-              <w:rPr>
-                <w:b w:val="0"/>
-                <w:i w:val="0"/>
-                <w:color w:val="64748B"/>
-                <w:sz w:val="16"/>
-              </w:rPr>
-              <w:t>GT-CQ</w:t>
-            </w:r>
-          </w:p>
-        </w:tc>
-        <w:tc>
-          <w:tcPr>
-            <w:tcW w:type="dxa" w:w="4706"/>
-          </w:tcPr>
-          <w:p>
-            <w:r>
-              <w:rPr>
-                <w:b w:val="0"/>
-                <w:i w:val="0"/>
-                <w:sz w:val="17"/>
-              </w:rPr>
-              <w:t>veuillez, s'il vous plait, confirmer les frais de scolarité ( 4000 FCFA) payée de ABDOULAYE FAYE avec le QG ou apporter les corrections nécessaires.</w:t>
             </w:r>
           </w:p>
         </w:tc>
